--- a/Proyecto/PREGAME/1. ELICITACION/1.7 PRUEBAS/SPRINT 1/Caja Negra/REQ003_Caja_Negra_G6_V1.docx
+++ b/Proyecto/PREGAME/1. ELICITACION/1.7 PRUEBAS/SPRINT 1/Caja Negra/REQ003_Caja_Negra_G6_V1.docx
@@ -404,15 +404,7 @@
           <w:bCs/>
           <w:color w:val="243F61"/>
         </w:rPr>
-        <w:t xml:space="preserve"> - </w:t>
-      </w:r>
-      <w:r>
-        <w:rPr>
-          <w:b/>
-          <w:bCs/>
-          <w:color w:val="243F61"/>
-        </w:rPr>
-        <w:t>Editar</w:t>
+        <w:t xml:space="preserve"> - Editar</w:t>
       </w:r>
     </w:p>
     <w:p>
@@ -4908,27 +4900,27 @@
           <w:szCs w:val="26"/>
         </w:rPr>
       </w:pPr>
+    </w:p>
+    <w:p>
+      <w:pPr>
+        <w:spacing w:after="295" w:line="259" w:lineRule="auto"/>
+        <w:ind w:left="132" w:firstLine="0"/>
+        <w:jc w:val="center"/>
+      </w:pPr>
       <w:r>
-        <w:rPr>
-          <w:b/>
-          <w:bCs/>
-          <w:color w:val="4F81BD"/>
-          <w:sz w:val="26"/>
-          <w:szCs w:val="26"/>
-        </w:rPr>
         <w:drawing>
-          <wp:anchor distT="0" distB="0" distL="114300" distR="114300" simplePos="0" relativeHeight="251663360" behindDoc="0" locked="0" layoutInCell="1" allowOverlap="1" wp14:anchorId="7CC86B3E" wp14:editId="2FC7333E">
+          <wp:anchor distT="0" distB="0" distL="114300" distR="114300" simplePos="0" relativeHeight="251671552" behindDoc="0" locked="0" layoutInCell="1" allowOverlap="1" wp14:anchorId="1EFCF1CA" wp14:editId="58BFCCA7">
             <wp:simplePos x="0" y="0"/>
-            <wp:positionH relativeFrom="margin">
-              <wp:align>center</wp:align>
+            <wp:positionH relativeFrom="column">
+              <wp:posOffset>2933700</wp:posOffset>
             </wp:positionH>
             <wp:positionV relativeFrom="paragraph">
-              <wp:posOffset>404495</wp:posOffset>
+              <wp:posOffset>335280</wp:posOffset>
             </wp:positionV>
-            <wp:extent cx="4149965" cy="4295775"/>
-            <wp:effectExtent l="0" t="0" r="3175" b="0"/>
+            <wp:extent cx="3124200" cy="3402965"/>
+            <wp:effectExtent l="0" t="0" r="0" b="6985"/>
             <wp:wrapTopAndBottom/>
-            <wp:docPr id="897076423" name="Imagen 1"/>
+            <wp:docPr id="144867931" name="Imagen 1"/>
             <wp:cNvGraphicFramePr>
               <a:graphicFrameLocks xmlns:a="http://schemas.openxmlformats.org/drawingml/2006/main" noChangeAspect="1"/>
             </wp:cNvGraphicFramePr>
@@ -4936,7 +4928,7 @@
               <a:graphicData uri="http://schemas.openxmlformats.org/drawingml/2006/picture">
                 <pic:pic xmlns:pic="http://schemas.openxmlformats.org/drawingml/2006/picture">
                   <pic:nvPicPr>
-                    <pic:cNvPr id="897076423" name=""/>
+                    <pic:cNvPr id="144867931" name=""/>
                     <pic:cNvPicPr/>
                   </pic:nvPicPr>
                   <pic:blipFill>
@@ -4954,94 +4946,7 @@
                   <pic:spPr>
                     <a:xfrm>
                       <a:off x="0" y="0"/>
-                      <a:ext cx="4149965" cy="4295775"/>
-                    </a:xfrm>
-                    <a:prstGeom prst="rect">
-                      <a:avLst/>
-                    </a:prstGeom>
-                  </pic:spPr>
-                </pic:pic>
-              </a:graphicData>
-            </a:graphic>
-          </wp:anchor>
-        </w:drawing>
-      </w:r>
-    </w:p>
-    <w:p>
-      <w:pPr>
-        <w:spacing w:after="295" w:line="259" w:lineRule="auto"/>
-        <w:ind w:left="132" w:firstLine="0"/>
-        <w:jc w:val="center"/>
-      </w:pPr>
-    </w:p>
-    <w:p>
-      <w:pPr>
-        <w:spacing w:after="295" w:line="259" w:lineRule="auto"/>
-        <w:ind w:left="0" w:firstLine="0"/>
-      </w:pPr>
-    </w:p>
-    <w:p>
-      <w:pPr>
-        <w:spacing w:after="295" w:line="259" w:lineRule="auto"/>
-        <w:ind w:left="132" w:firstLine="0"/>
-      </w:pPr>
-      <w:r>
-        <w:lastRenderedPageBreak/>
-        <w:t>Ingreso de Campos vacíos</w:t>
-      </w:r>
-    </w:p>
-    <w:p>
-      <w:pPr>
-        <w:spacing w:after="295" w:line="259" w:lineRule="auto"/>
-        <w:ind w:left="132" w:firstLine="0"/>
-        <w:jc w:val="center"/>
-        <w:rPr>
-          <w:noProof/>
-        </w:rPr>
-      </w:pPr>
-      <w:r>
-        <w:rPr>
-          <w:noProof/>
-        </w:rPr>
-        <w:drawing>
-          <wp:anchor distT="0" distB="0" distL="114300" distR="114300" simplePos="0" relativeHeight="251661312" behindDoc="0" locked="0" layoutInCell="1" allowOverlap="1" wp14:anchorId="0805A5F9" wp14:editId="5BBCE9C4">
-            <wp:simplePos x="0" y="0"/>
-            <wp:positionH relativeFrom="column">
-              <wp:posOffset>3343275</wp:posOffset>
-            </wp:positionH>
-            <wp:positionV relativeFrom="paragraph">
-              <wp:posOffset>328295</wp:posOffset>
-            </wp:positionV>
-            <wp:extent cx="2943225" cy="3038475"/>
-            <wp:effectExtent l="0" t="0" r="9525" b="9525"/>
-            <wp:wrapTopAndBottom/>
-            <wp:docPr id="1094180459" name="Imagen 1"/>
-            <wp:cNvGraphicFramePr>
-              <a:graphicFrameLocks xmlns:a="http://schemas.openxmlformats.org/drawingml/2006/main" noChangeAspect="1"/>
-            </wp:cNvGraphicFramePr>
-            <a:graphic xmlns:a="http://schemas.openxmlformats.org/drawingml/2006/main">
-              <a:graphicData uri="http://schemas.openxmlformats.org/drawingml/2006/picture">
-                <pic:pic xmlns:pic="http://schemas.openxmlformats.org/drawingml/2006/picture">
-                  <pic:nvPicPr>
-                    <pic:cNvPr id="1094180459" name=""/>
-                    <pic:cNvPicPr/>
-                  </pic:nvPicPr>
-                  <pic:blipFill>
-                    <a:blip r:embed="rId5" cstate="print">
-                      <a:extLst>
-                        <a:ext uri="{28A0092B-C50C-407E-A947-70E740481C1C}">
-                          <a14:useLocalDpi xmlns:a14="http://schemas.microsoft.com/office/drawing/2010/main" val="0"/>
-                        </a:ext>
-                      </a:extLst>
-                    </a:blip>
-                    <a:stretch>
-                      <a:fillRect/>
-                    </a:stretch>
-                  </pic:blipFill>
-                  <pic:spPr>
-                    <a:xfrm>
-                      <a:off x="0" y="0"/>
-                      <a:ext cx="2943225" cy="3038475"/>
+                      <a:ext cx="3124200" cy="3402965"/>
                     </a:xfrm>
                     <a:prstGeom prst="rect">
                       <a:avLst/>
@@ -5060,22 +4965,19 @@
         </w:drawing>
       </w:r>
       <w:r>
-        <w:rPr>
-          <w:noProof/>
-        </w:rPr>
         <w:drawing>
-          <wp:anchor distT="0" distB="0" distL="114300" distR="114300" simplePos="0" relativeHeight="251662336" behindDoc="0" locked="0" layoutInCell="1" allowOverlap="1" wp14:anchorId="7960F9C3" wp14:editId="185AADD2">
+          <wp:anchor distT="0" distB="0" distL="114300" distR="114300" simplePos="0" relativeHeight="251670528" behindDoc="0" locked="0" layoutInCell="1" allowOverlap="1" wp14:anchorId="00D229B3" wp14:editId="34A54D4C">
             <wp:simplePos x="0" y="0"/>
-            <wp:positionH relativeFrom="margin">
-              <wp:align>left</wp:align>
+            <wp:positionH relativeFrom="column">
+              <wp:posOffset>-622300</wp:posOffset>
             </wp:positionH>
             <wp:positionV relativeFrom="paragraph">
-              <wp:posOffset>328295</wp:posOffset>
+              <wp:posOffset>322580</wp:posOffset>
             </wp:positionV>
-            <wp:extent cx="2924175" cy="3095625"/>
-            <wp:effectExtent l="0" t="0" r="9525" b="9525"/>
-            <wp:wrapSquare wrapText="bothSides"/>
-            <wp:docPr id="322280422" name="Imagen 1"/>
+            <wp:extent cx="3086100" cy="3417570"/>
+            <wp:effectExtent l="0" t="0" r="0" b="0"/>
+            <wp:wrapTopAndBottom/>
+            <wp:docPr id="1286694605" name="Imagen 1"/>
             <wp:cNvGraphicFramePr>
               <a:graphicFrameLocks xmlns:a="http://schemas.openxmlformats.org/drawingml/2006/main" noChangeAspect="1"/>
             </wp:cNvGraphicFramePr>
@@ -5083,11 +4985,11 @@
               <a:graphicData uri="http://schemas.openxmlformats.org/drawingml/2006/picture">
                 <pic:pic xmlns:pic="http://schemas.openxmlformats.org/drawingml/2006/picture">
                   <pic:nvPicPr>
-                    <pic:cNvPr id="322280422" name=""/>
+                    <pic:cNvPr id="1286694605" name=""/>
                     <pic:cNvPicPr/>
                   </pic:nvPicPr>
                   <pic:blipFill>
-                    <a:blip r:embed="rId6" cstate="print">
+                    <a:blip r:embed="rId5">
                       <a:extLst>
                         <a:ext uri="{28A0092B-C50C-407E-A947-70E740481C1C}">
                           <a14:useLocalDpi xmlns:a14="http://schemas.microsoft.com/office/drawing/2010/main" val="0"/>
@@ -5101,7 +5003,7 @@
                   <pic:spPr>
                     <a:xfrm>
                       <a:off x="0" y="0"/>
-                      <a:ext cx="2924175" cy="3095625"/>
+                      <a:ext cx="3086100" cy="3417570"/>
                     </a:xfrm>
                     <a:prstGeom prst="rect">
                       <a:avLst/>
@@ -5119,18 +5021,29 @@
           </wp:anchor>
         </w:drawing>
       </w:r>
-      <w:r>
-        <w:rPr>
-          <w:noProof/>
-        </w:rPr>
-        <w:t xml:space="preserve"> </w:t>
-      </w:r>
+    </w:p>
+    <w:p>
+      <w:pPr>
+        <w:spacing w:after="295" w:line="259" w:lineRule="auto"/>
+        <w:ind w:left="0" w:firstLine="0"/>
+      </w:pPr>
     </w:p>
     <w:p>
       <w:pPr>
         <w:spacing w:after="295" w:line="259" w:lineRule="auto"/>
         <w:ind w:left="132" w:firstLine="0"/>
-        <w:jc w:val="center"/>
+      </w:pPr>
+    </w:p>
+    <w:p>
+      <w:pPr>
+        <w:spacing w:after="295" w:line="259" w:lineRule="auto"/>
+        <w:ind w:left="132" w:firstLine="0"/>
+      </w:pPr>
+    </w:p>
+    <w:p>
+      <w:pPr>
+        <w:spacing w:after="295" w:line="259" w:lineRule="auto"/>
+        <w:ind w:left="132" w:firstLine="0"/>
       </w:pPr>
     </w:p>
     <w:p>
@@ -5139,14 +5052,30 @@
         <w:ind w:left="132" w:firstLine="0"/>
       </w:pPr>
       <w:r>
+        <w:lastRenderedPageBreak/>
+        <w:t>Ingreso de Campos vacíos</w:t>
+      </w:r>
+    </w:p>
+    <w:p>
+      <w:pPr>
+        <w:spacing w:after="295" w:line="259" w:lineRule="auto"/>
+        <w:ind w:left="132" w:firstLine="0"/>
+        <w:rPr>
+          <w:noProof/>
+        </w:rPr>
+      </w:pPr>
+      <w:r>
+        <w:rPr>
+          <w:noProof/>
+        </w:rPr>
         <w:drawing>
-          <wp:anchor distT="0" distB="0" distL="114300" distR="114300" simplePos="0" relativeHeight="251660288" behindDoc="0" locked="0" layoutInCell="1" allowOverlap="1" wp14:anchorId="69CB0E0E" wp14:editId="2DE714D7">
+          <wp:anchor distT="0" distB="0" distL="114300" distR="114300" simplePos="0" relativeHeight="251660288" behindDoc="0" locked="0" layoutInCell="1" allowOverlap="1" wp14:anchorId="69CB0E0E" wp14:editId="69D2317F">
             <wp:simplePos x="0" y="0"/>
             <wp:positionH relativeFrom="column">
               <wp:posOffset>3372203</wp:posOffset>
             </wp:positionH>
             <wp:positionV relativeFrom="paragraph">
-              <wp:posOffset>417195</wp:posOffset>
+              <wp:posOffset>369570</wp:posOffset>
             </wp:positionV>
             <wp:extent cx="2914650" cy="3002009"/>
             <wp:effectExtent l="0" t="0" r="0" b="8255"/>
@@ -5163,7 +5092,7 @@
                     <pic:cNvPicPr/>
                   </pic:nvPicPr>
                   <pic:blipFill>
-                    <a:blip r:embed="rId7" cstate="print">
+                    <a:blip r:embed="rId6" cstate="print">
                       <a:extLst>
                         <a:ext uri="{28A0092B-C50C-407E-A947-70E740481C1C}">
                           <a14:useLocalDpi xmlns:a14="http://schemas.microsoft.com/office/drawing/2010/main" val="0"/>
@@ -5190,14 +5119,17 @@
         </w:drawing>
       </w:r>
       <w:r>
+        <w:rPr>
+          <w:noProof/>
+        </w:rPr>
         <w:drawing>
-          <wp:anchor distT="0" distB="0" distL="114300" distR="114300" simplePos="0" relativeHeight="251659264" behindDoc="0" locked="0" layoutInCell="1" allowOverlap="1" wp14:anchorId="15174936" wp14:editId="39604C92">
+          <wp:anchor distT="0" distB="0" distL="114300" distR="114300" simplePos="0" relativeHeight="251659264" behindDoc="0" locked="0" layoutInCell="1" allowOverlap="1" wp14:anchorId="15174936" wp14:editId="0B0C16C5">
             <wp:simplePos x="0" y="0"/>
             <wp:positionH relativeFrom="margin">
               <wp:align>left</wp:align>
             </wp:positionH>
             <wp:positionV relativeFrom="paragraph">
-              <wp:posOffset>442595</wp:posOffset>
+              <wp:posOffset>369570</wp:posOffset>
             </wp:positionV>
             <wp:extent cx="2912110" cy="3020060"/>
             <wp:effectExtent l="0" t="0" r="2540" b="8890"/>
@@ -5214,7 +5146,7 @@
                     <pic:cNvPicPr/>
                   </pic:nvPicPr>
                   <pic:blipFill>
-                    <a:blip r:embed="rId8" cstate="print">
+                    <a:blip r:embed="rId7" cstate="print">
                       <a:extLst>
                         <a:ext uri="{28A0092B-C50C-407E-A947-70E740481C1C}">
                           <a14:useLocalDpi xmlns:a14="http://schemas.microsoft.com/office/drawing/2010/main" val="0"/>
@@ -5240,6 +5172,19 @@
           </wp:anchor>
         </w:drawing>
       </w:r>
+      <w:r>
+        <w:rPr>
+          <w:noProof/>
+        </w:rPr>
+        <w:t xml:space="preserve"> </w:t>
+      </w:r>
+    </w:p>
+    <w:p>
+      <w:pPr>
+        <w:spacing w:after="295" w:line="259" w:lineRule="auto"/>
+        <w:ind w:left="132" w:firstLine="0"/>
+        <w:jc w:val="center"/>
+      </w:pPr>
     </w:p>
     <w:p>
       <w:pPr>
@@ -5252,33 +5197,20 @@
         <w:spacing w:after="295" w:line="259" w:lineRule="auto"/>
         <w:ind w:left="0" w:firstLine="0"/>
       </w:pPr>
-    </w:p>
-    <w:p>
-      <w:pPr>
-        <w:spacing w:after="295" w:line="259" w:lineRule="auto"/>
-        <w:ind w:left="132" w:firstLine="0"/>
-      </w:pPr>
       <w:r>
-        <w:lastRenderedPageBreak/>
-        <w:t>Ingreso de Campos vacíos</w:t>
-      </w:r>
-    </w:p>
-    <w:p>
-      <w:pPr>
-        <w:spacing w:after="295" w:line="259" w:lineRule="auto"/>
-        <w:ind w:left="0" w:firstLine="0"/>
-      </w:pPr>
-      <w:r>
+        <w:rPr>
+          <w:noProof/>
+        </w:rPr>
         <w:drawing>
-          <wp:anchor distT="0" distB="0" distL="114300" distR="114300" simplePos="0" relativeHeight="251667456" behindDoc="0" locked="0" layoutInCell="1" allowOverlap="1" wp14:anchorId="3E666078" wp14:editId="788FB6DA">
+          <wp:anchor distT="0" distB="0" distL="114300" distR="114300" simplePos="0" relativeHeight="251667456" behindDoc="0" locked="0" layoutInCell="1" allowOverlap="1" wp14:anchorId="3E666078" wp14:editId="38E6D87D">
             <wp:simplePos x="0" y="0"/>
             <wp:positionH relativeFrom="margin">
-              <wp:posOffset>3353435</wp:posOffset>
+              <wp:posOffset>3352800</wp:posOffset>
             </wp:positionH>
             <wp:positionV relativeFrom="paragraph">
-              <wp:posOffset>404495</wp:posOffset>
+              <wp:posOffset>361950</wp:posOffset>
             </wp:positionV>
-            <wp:extent cx="2913380" cy="3067050"/>
+            <wp:extent cx="2913380" cy="3105150"/>
             <wp:effectExtent l="0" t="0" r="1270" b="0"/>
             <wp:wrapTopAndBottom/>
             <wp:docPr id="338598600" name="Imagen 1"/>
@@ -5293,7 +5225,7 @@
                     <pic:cNvPicPr/>
                   </pic:nvPicPr>
                   <pic:blipFill>
-                    <a:blip r:embed="rId9" cstate="print">
+                    <a:blip r:embed="rId8" cstate="print">
                       <a:extLst>
                         <a:ext uri="{28A0092B-C50C-407E-A947-70E740481C1C}">
                           <a14:useLocalDpi xmlns:a14="http://schemas.microsoft.com/office/drawing/2010/main" val="0"/>
@@ -5307,7 +5239,7 @@
                   <pic:spPr>
                     <a:xfrm>
                       <a:off x="0" y="0"/>
-                      <a:ext cx="2913380" cy="3067050"/>
+                      <a:ext cx="2913380" cy="3105150"/>
                     </a:xfrm>
                     <a:prstGeom prst="rect">
                       <a:avLst/>
@@ -5326,8 +5258,11 @@
         </w:drawing>
       </w:r>
       <w:r>
+        <w:rPr>
+          <w:noProof/>
+        </w:rPr>
         <w:drawing>
-          <wp:anchor distT="0" distB="0" distL="114300" distR="114300" simplePos="0" relativeHeight="251666432" behindDoc="0" locked="0" layoutInCell="1" allowOverlap="1" wp14:anchorId="3C66D28A" wp14:editId="4FA7D006">
+          <wp:anchor distT="0" distB="0" distL="114300" distR="114300" simplePos="0" relativeHeight="251666432" behindDoc="0" locked="0" layoutInCell="1" allowOverlap="1" wp14:anchorId="3C66D28A" wp14:editId="4F061F2D">
             <wp:simplePos x="0" y="0"/>
             <wp:positionH relativeFrom="margin">
               <wp:align>left</wp:align>
@@ -5350,7 +5285,7 @@
                     <pic:cNvPicPr/>
                   </pic:nvPicPr>
                   <pic:blipFill>
-                    <a:blip r:embed="rId10" cstate="print">
+                    <a:blip r:embed="rId9" cstate="print">
                       <a:extLst>
                         <a:ext uri="{28A0092B-C50C-407E-A947-70E740481C1C}">
                           <a14:useLocalDpi xmlns:a14="http://schemas.microsoft.com/office/drawing/2010/main" val="0"/>
@@ -5395,8 +5330,12 @@
         <w:ind w:left="132" w:firstLine="0"/>
       </w:pPr>
       <w:r>
+        <w:rPr>
+          <w:noProof/>
+        </w:rPr>
+        <w:lastRenderedPageBreak/>
         <w:drawing>
-          <wp:anchor distT="0" distB="0" distL="114300" distR="114300" simplePos="0" relativeHeight="251668480" behindDoc="0" locked="0" layoutInCell="1" allowOverlap="1" wp14:anchorId="73E4527D" wp14:editId="193D7D39">
+          <wp:anchor distT="0" distB="0" distL="114300" distR="114300" simplePos="0" relativeHeight="251668480" behindDoc="0" locked="0" layoutInCell="1" allowOverlap="1" wp14:anchorId="73E4527D" wp14:editId="47F64D73">
             <wp:simplePos x="0" y="0"/>
             <wp:positionH relativeFrom="margin">
               <wp:posOffset>3486150</wp:posOffset>
@@ -5419,7 +5358,7 @@
                     <pic:cNvPicPr/>
                   </pic:nvPicPr>
                   <pic:blipFill>
-                    <a:blip r:embed="rId11" cstate="print">
+                    <a:blip r:embed="rId10" cstate="print">
                       <a:extLst>
                         <a:ext uri="{28A0092B-C50C-407E-A947-70E740481C1C}">
                           <a14:useLocalDpi xmlns:a14="http://schemas.microsoft.com/office/drawing/2010/main" val="0"/>
@@ -5452,8 +5391,11 @@
         </w:drawing>
       </w:r>
       <w:r>
+        <w:rPr>
+          <w:noProof/>
+        </w:rPr>
         <w:drawing>
-          <wp:anchor distT="0" distB="0" distL="114300" distR="114300" simplePos="0" relativeHeight="251669504" behindDoc="0" locked="0" layoutInCell="1" allowOverlap="1" wp14:anchorId="66F9B844" wp14:editId="151EEA43">
+          <wp:anchor distT="0" distB="0" distL="114300" distR="114300" simplePos="0" relativeHeight="251669504" behindDoc="0" locked="0" layoutInCell="1" allowOverlap="1" wp14:anchorId="66F9B844" wp14:editId="0865E45C">
             <wp:simplePos x="0" y="0"/>
             <wp:positionH relativeFrom="margin">
               <wp:posOffset>57150</wp:posOffset>
@@ -5476,7 +5418,7 @@
                     <pic:cNvPicPr/>
                   </pic:nvPicPr>
                   <pic:blipFill>
-                    <a:blip r:embed="rId12" cstate="print">
+                    <a:blip r:embed="rId11" cstate="print">
                       <a:extLst>
                         <a:ext uri="{28A0092B-C50C-407E-A947-70E740481C1C}">
                           <a14:useLocalDpi xmlns:a14="http://schemas.microsoft.com/office/drawing/2010/main" val="0"/>
@@ -5527,33 +5469,19 @@
         <w:ind w:left="132" w:firstLine="0"/>
       </w:pPr>
       <w:r>
-        <w:lastRenderedPageBreak/>
-        <w:t>Ingreso de números negativos</w:t>
-      </w:r>
-    </w:p>
-    <w:p>
-      <w:pPr>
-        <w:spacing w:after="295" w:line="259" w:lineRule="auto"/>
-        <w:ind w:left="132" w:firstLine="0"/>
-        <w:jc w:val="center"/>
-      </w:pPr>
-      <w:r>
-        <w:rPr>
-          <w:noProof/>
-        </w:rPr>
         <w:drawing>
-          <wp:anchor distT="0" distB="0" distL="114300" distR="114300" simplePos="0" relativeHeight="251665408" behindDoc="0" locked="0" layoutInCell="1" allowOverlap="1" wp14:anchorId="5E0DD2D9" wp14:editId="535EA5BF">
+          <wp:anchor distT="0" distB="0" distL="114300" distR="114300" simplePos="0" relativeHeight="251673600" behindDoc="0" locked="0" layoutInCell="1" allowOverlap="1" wp14:anchorId="44F7D578" wp14:editId="5A6ED6A9">
             <wp:simplePos x="0" y="0"/>
-            <wp:positionH relativeFrom="column">
-              <wp:posOffset>3210560</wp:posOffset>
+            <wp:positionH relativeFrom="margin">
+              <wp:posOffset>3530600</wp:posOffset>
             </wp:positionH>
             <wp:positionV relativeFrom="paragraph">
-              <wp:posOffset>213995</wp:posOffset>
+              <wp:posOffset>536575</wp:posOffset>
             </wp:positionV>
-            <wp:extent cx="2967355" cy="3067050"/>
-            <wp:effectExtent l="0" t="0" r="4445" b="0"/>
+            <wp:extent cx="2692400" cy="3010535"/>
+            <wp:effectExtent l="0" t="0" r="0" b="0"/>
             <wp:wrapTopAndBottom/>
-            <wp:docPr id="1760904346" name="Imagen 1"/>
+            <wp:docPr id="178181041" name="Imagen 1"/>
             <wp:cNvGraphicFramePr>
               <a:graphicFrameLocks xmlns:a="http://schemas.openxmlformats.org/drawingml/2006/main" noChangeAspect="1"/>
             </wp:cNvGraphicFramePr>
@@ -5561,11 +5489,11 @@
               <a:graphicData uri="http://schemas.openxmlformats.org/drawingml/2006/picture">
                 <pic:pic xmlns:pic="http://schemas.openxmlformats.org/drawingml/2006/picture">
                   <pic:nvPicPr>
-                    <pic:cNvPr id="1760904346" name=""/>
+                    <pic:cNvPr id="178181041" name=""/>
                     <pic:cNvPicPr/>
                   </pic:nvPicPr>
                   <pic:blipFill>
-                    <a:blip r:embed="rId13" cstate="print">
+                    <a:blip r:embed="rId12">
                       <a:extLst>
                         <a:ext uri="{28A0092B-C50C-407E-A947-70E740481C1C}">
                           <a14:useLocalDpi xmlns:a14="http://schemas.microsoft.com/office/drawing/2010/main" val="0"/>
@@ -5579,7 +5507,7 @@
                   <pic:spPr>
                     <a:xfrm>
                       <a:off x="0" y="0"/>
-                      <a:ext cx="2967355" cy="3067050"/>
+                      <a:ext cx="2692400" cy="3010535"/>
                     </a:xfrm>
                     <a:prstGeom prst="rect">
                       <a:avLst/>
@@ -5599,18 +5527,18 @@
       </w:r>
       <w:r>
         <w:drawing>
-          <wp:anchor distT="0" distB="0" distL="114300" distR="114300" simplePos="0" relativeHeight="251664384" behindDoc="0" locked="0" layoutInCell="1" allowOverlap="1" wp14:anchorId="71098532" wp14:editId="1547D630">
+          <wp:anchor distT="0" distB="0" distL="114300" distR="114300" simplePos="0" relativeHeight="251672576" behindDoc="0" locked="0" layoutInCell="1" allowOverlap="1" wp14:anchorId="5973EEA8" wp14:editId="6B12509E">
             <wp:simplePos x="0" y="0"/>
             <wp:positionH relativeFrom="margin">
               <wp:align>left</wp:align>
             </wp:positionH>
             <wp:positionV relativeFrom="paragraph">
-              <wp:posOffset>213995</wp:posOffset>
+              <wp:posOffset>527050</wp:posOffset>
             </wp:positionV>
-            <wp:extent cx="2976245" cy="3076575"/>
-            <wp:effectExtent l="0" t="0" r="0" b="0"/>
+            <wp:extent cx="2857500" cy="3082925"/>
+            <wp:effectExtent l="0" t="0" r="0" b="3175"/>
             <wp:wrapTopAndBottom/>
-            <wp:docPr id="1229178194" name="Imagen 1"/>
+            <wp:docPr id="858090511" name="Imagen 1"/>
             <wp:cNvGraphicFramePr>
               <a:graphicFrameLocks xmlns:a="http://schemas.openxmlformats.org/drawingml/2006/main" noChangeAspect="1"/>
             </wp:cNvGraphicFramePr>
@@ -5618,11 +5546,11 @@
               <a:graphicData uri="http://schemas.openxmlformats.org/drawingml/2006/picture">
                 <pic:pic xmlns:pic="http://schemas.openxmlformats.org/drawingml/2006/picture">
                   <pic:nvPicPr>
-                    <pic:cNvPr id="1229178194" name=""/>
+                    <pic:cNvPr id="858090511" name=""/>
                     <pic:cNvPicPr/>
                   </pic:nvPicPr>
                   <pic:blipFill>
-                    <a:blip r:embed="rId14">
+                    <a:blip r:embed="rId13">
                       <a:extLst>
                         <a:ext uri="{28A0092B-C50C-407E-A947-70E740481C1C}">
                           <a14:useLocalDpi xmlns:a14="http://schemas.microsoft.com/office/drawing/2010/main" val="0"/>
@@ -5636,7 +5564,7 @@
                   <pic:spPr>
                     <a:xfrm>
                       <a:off x="0" y="0"/>
-                      <a:ext cx="2981299" cy="3081507"/>
+                      <a:ext cx="2857500" cy="3082925"/>
                     </a:xfrm>
                     <a:prstGeom prst="rect">
                       <a:avLst/>
@@ -5654,16 +5582,15 @@
           </wp:anchor>
         </w:drawing>
       </w:r>
+      <w:r>
+        <w:t>Ingreso de números negativos</w:t>
+      </w:r>
     </w:p>
     <w:p>
       <w:pPr>
-        <w:spacing w:after="247" w:line="259" w:lineRule="auto"/>
-        <w:ind w:left="0" w:right="553" w:firstLine="0"/>
-        <w:jc w:val="center"/>
+        <w:ind w:left="0" w:firstLine="0"/>
       </w:pPr>
     </w:p>
-    <w:p/>
-    <w:p/>
     <w:sectPr>
       <w:pgSz w:w="12240" w:h="15840"/>
       <w:pgMar w:top="1440" w:right="1440" w:bottom="1440" w:left="1440" w:header="720" w:footer="720" w:gutter="0"/>
@@ -6663,6 +6590,7 @@
         <w:ilvl w:val="1"/>
       </w:numPr>
       <w:spacing w:after="160" w:line="278" w:lineRule="auto"/>
+      <w:ind w:left="99" w:hanging="10"/>
     </w:pPr>
     <w:rPr>
       <w:rFonts w:asciiTheme="minorHAnsi" w:eastAsiaTheme="majorEastAsia" w:hAnsiTheme="minorHAnsi" w:cstheme="majorBidi"/>
